--- a/hin/docx/15.content.docx
+++ b/hin/docx/15.content.docx
@@ -136,13 +136,6 @@
         <w:rPr>
           <w:lang w:val="hi_IN" w:bidi="hi_IN"/>
         </w:rPr>
-      </w:r>
-      <w:r>
-        <w:rPr>
-          <w:i/>
-          <w:lang w:val="hi_IN" w:bidi="hi_IN"/>
-        </w:rPr>
-        <w:t>एज्रा 1:2, एज्रा 1:4, एज्रा 1:7, एज्रा 1:11, एज्रा 2:1, एज्रा 2:62, एज्रा 2:63, एज्रा 2:70, एज्रा 3:2, एज्रा 3:3, एज्रा 3:7, एज्रा 3:8, एज्रा 3:11, एज्रा 3:12, एज्रा 4:1, एज्रा 4:2, एज्रा 4:4–5, एज्रा 4:5, एज्रा 4:6, एज्रा 4:12, एज्रा 4:19, एज्रा 4:24, एज्रा 5:1, एज्रा 5:2, एज्रा 5:5, एज्रा 5:8, एज्रा 5:12, एज्रा 5:14, एज्रा 5:15, एज्रा 5:17, एज्रा 6:1, एज्रा 6:2, एज्रा 6:3, एज्रा 6:4, एज्रा 6:5, एज्रा 6:7, एज्रा 6:10, एज्रा 6:11, एज्रा 6:14, एज्रा 6:15, एज्रा 6:20, एज्रा 6:22, एज्रा 7:6, एज्रा 7:9, एज्रा 7:13, एज्रा 7:14, एज्रा 7:16, एज्रा 7:20, एज्रा 7:23, एज्रा 7:26, एज्रा 7:28, एज्रा 8:15, एज्रा 8:17, एज्रा 8:18, एज्रा 8:22, एज्रा 8:29, एज्रा 8:31, एज्रा 8:36, एज्रा 9:2, एज्रा 9:3, एज्रा 9:6, एज्रा 9:9, एज्रा 9:12, एज्रा 9:13, एज्रा 10:1, एज्रा 10:3, एज्रा 10:6, एज्रा 10:8, एज्रा 10:9, एज्रा 10:13, एज्रा 10:17, एज्रा 10:19</w:t>
       </w:r>
       <w:r>
         <w:rPr>

--- a/hin/docx/15.content.docx
+++ b/hin/docx/15.content.docx
@@ -123,19 +123,6 @@
           <w:lang w:val="hi_IN" w:bidi="hi_IN"/>
         </w:rPr>
         <w:t>EZR</w:t>
-      </w:r>
-      <w:r>
-        <w:rPr>
-          <w:lang w:val="hi_IN" w:bidi="hi_IN"/>
-        </w:rPr>
-      </w:r>
-    </w:p>
-    <w:p>
-      <w:pPr/>
-      <w:r>
-        <w:rPr>
-          <w:lang w:val="hi_IN" w:bidi="hi_IN"/>
-        </w:rPr>
       </w:r>
       <w:r>
         <w:rPr>

--- a/hin/docx/15.content.docx
+++ b/hin/docx/15.content.docx
@@ -19,7 +19,7 @@
         <w:rPr>
           <w:lang w:val="hi_IN" w:bidi="hi_IN"/>
         </w:rPr>
-        <w:t>Resource: अनुवाद प्रश्न (unfoldingWord)</w:t>
+        <w:t>Resource: unfoldingWord® Translation Questions</w:t>
       </w:r>
       <w:r>
         <w:rPr>
@@ -85,7 +85,7 @@
         <w:rPr>
           <w:lang w:val="hi_IN" w:bidi="hi_IN"/>
         </w:rPr>
-        <w:t>अनुवाद प्रश्न (unfoldingWord)</w:t>
+        <w:t>unfoldingWord® Translation Questions</w:t>
       </w:r>
     </w:p>
     <w:p>
